--- a/Tareas - Teórico/Tarea3/Tarea3.docx
+++ b/Tareas - Teórico/Tarea3/Tarea3.docx
@@ -659,34 +659,6 @@
         <w:t>Medios de Transmisión Guiados, Transmisión Inalámbrica, Propagación Inalámbrica y Transmisión de la Trayectoria Visual.</w:t>
       </w:r>
       <w:bookmarkEnd w:id="3"/>
-      <w:r>
-        <w:rPr>
-          <w:rFonts w:ascii="Arial" w:hAnsi="Arial"/>
-          <w:lang w:val="es-AR"/>
-        </w:rPr>
-        <w:t xml:space="preserve"> Además, se realizará la resolución d</w:t>
-      </w:r>
-      <w:r>
-        <w:rPr>
-          <w:rFonts w:ascii="Arial" w:hAnsi="Arial"/>
-          <w:lang w:val="es-AR"/>
-        </w:rPr>
-        <w:t>e los ejercicios prácticos del 4.1 al 4.17</w:t>
-      </w:r>
-      <w:r>
-        <w:rPr>
-          <w:rFonts w:ascii="Arial" w:hAnsi="Arial"/>
-          <w:lang w:val="es-AR"/>
-        </w:rPr>
-        <w:t xml:space="preserve"> del mismo libro</w:t>
-      </w:r>
-      <w:r>
-        <w:rPr>
-          <w:rFonts w:ascii="Arial" w:hAnsi="Arial"/>
-          <w:lang w:val="es-AR"/>
-        </w:rPr>
-        <w:t>.</w:t>
-      </w:r>
     </w:p>
     <w:p>
       <w:pPr>
@@ -1233,7 +1205,21 @@
           <w:rFonts w:ascii="Arial" w:hAnsi="Arial" w:cs="Arial"/>
           <w:lang w:val="es-AR"/>
         </w:rPr>
-        <w:t xml:space="preserve">Es la capa más exterior que envuelve a una o varios revestimientos. Está hecha de plástico y otros materiales dispuestos en capas para proporciones protección contra la humedad, abrasión, aplastamientos y otros peligros. </w:t>
+        <w:t>Es la capa</w:t>
+      </w:r>
+      <w:r>
+        <w:rPr>
+          <w:rFonts w:ascii="Arial" w:hAnsi="Arial" w:cs="Arial"/>
+          <w:lang w:val="es-AR"/>
+        </w:rPr>
+        <w:t xml:space="preserve"> más exterior que envuelve a uno</w:t>
+      </w:r>
+      <w:r>
+        <w:rPr>
+          <w:rFonts w:ascii="Arial" w:hAnsi="Arial" w:cs="Arial"/>
+          <w:lang w:val="es-AR"/>
+        </w:rPr>
+        <w:t xml:space="preserve"> o varios revestimientos. Está hecha de plástico y otros materiales dispuestos en capas para proporciones protección contra la humedad, abrasión, aplastamientos y otros peligros. </w:t>
       </w:r>
     </w:p>
     <w:p>
@@ -1290,7 +1276,16 @@
           <w:rFonts w:ascii="Arial" w:hAnsi="Arial"/>
           <w:lang w:val="es-AR"/>
         </w:rPr>
-        <w:t>La transmisión por microondas es un sistema de transmisión inalámbrico que usa ondas de alta frecuencia (de 1 GHz a 300 GHz) para enviar datos a gran velocidad.</w:t>
+        <w:t xml:space="preserve">La transmisión por microondas es un sistema de transmisión inalámbrico que usa ondas </w:t>
+      </w:r>
+      <w:bookmarkStart w:id="6" w:name="_GoBack"/>
+      <w:bookmarkEnd w:id="6"/>
+      <w:r>
+        <w:rPr>
+          <w:rFonts w:ascii="Arial" w:hAnsi="Arial"/>
+          <w:lang w:val="es-AR"/>
+        </w:rPr>
+        <w:t>de alta frecuencia (de 1 GHz a 300 GHz) para enviar datos a gran velocidad.</w:t>
       </w:r>
     </w:p>
     <w:p>
@@ -1834,21 +1829,7 @@
           <w:rFonts w:ascii="Arial" w:hAnsi="Arial"/>
           <w:lang w:val="es-AR"/>
         </w:rPr>
-        <w:t>orma,</w:t>
-      </w:r>
-      <w:r>
-        <w:rPr>
-          <w:rFonts w:ascii="Arial" w:hAnsi="Arial"/>
-          <w:lang w:val="es-AR"/>
-        </w:rPr>
-        <w:t xml:space="preserve"> separando las frecuencias</w:t>
-      </w:r>
-      <w:r>
-        <w:rPr>
-          <w:rFonts w:ascii="Arial" w:hAnsi="Arial"/>
-          <w:lang w:val="es-AR"/>
-        </w:rPr>
-        <w:t xml:space="preserve"> </w:t>
+        <w:t xml:space="preserve">orma, separando las frecuencias </w:t>
       </w:r>
       <w:r>
         <w:rPr>
@@ -2089,14 +2070,7 @@
           <w:rFonts w:ascii="Arial" w:hAnsi="Arial"/>
           <w:lang w:val="es-AR"/>
         </w:rPr>
-        <w:t>4</w:t>
-      </w:r>
-      <w:r>
-        <w:rPr>
-          <w:rFonts w:ascii="Arial" w:hAnsi="Arial"/>
-          <w:lang w:val="es-AR"/>
-        </w:rPr>
-        <w:t>.10</w:t>
+        <w:t>4.10</w:t>
       </w:r>
       <w:r>
         <w:rPr>
@@ -2110,14 +2084,7 @@
           <w:rFonts w:ascii="Arial" w:hAnsi="Arial"/>
           <w:lang w:val="es-AR"/>
         </w:rPr>
-        <w:t xml:space="preserve">Qué </w:t>
-      </w:r>
-      <w:r>
-        <w:rPr>
-          <w:rFonts w:ascii="Arial" w:hAnsi="Arial"/>
-          <w:lang w:val="es-AR"/>
-        </w:rPr>
-        <w:t>es una antena isotrópica</w:t>
+        <w:t>Qué es una antena isotrópica</w:t>
       </w:r>
       <w:r>
         <w:rPr>
@@ -2173,14 +2140,7 @@
           <w:rFonts w:ascii="Arial" w:hAnsi="Arial"/>
           <w:lang w:val="es-AR"/>
         </w:rPr>
-        <w:t>4</w:t>
-      </w:r>
-      <w:r>
-        <w:rPr>
-          <w:rFonts w:ascii="Arial" w:hAnsi="Arial"/>
-          <w:lang w:val="es-AR"/>
-        </w:rPr>
-        <w:t>.11</w:t>
+        <w:t>4.11</w:t>
       </w:r>
       <w:r>
         <w:rPr>
@@ -2235,14 +2195,7 @@
           <w:rFonts w:ascii="Arial" w:hAnsi="Arial"/>
           <w:lang w:val="es-AR"/>
         </w:rPr>
-        <w:t>4</w:t>
-      </w:r>
-      <w:r>
-        <w:rPr>
-          <w:rFonts w:ascii="Arial" w:hAnsi="Arial"/>
-          <w:lang w:val="es-AR"/>
-        </w:rPr>
-        <w:t>.12</w:t>
+        <w:t>4.12</w:t>
       </w:r>
       <w:r>
         <w:rPr>
@@ -2678,14 +2631,7 @@
           <w:rFonts w:ascii="Arial" w:hAnsi="Arial"/>
           <w:lang w:val="es-AR"/>
         </w:rPr>
-        <w:t>4</w:t>
-      </w:r>
-      <w:r>
-        <w:rPr>
-          <w:rFonts w:ascii="Arial" w:hAnsi="Arial"/>
-          <w:lang w:val="es-AR"/>
-        </w:rPr>
-        <w:t>.13</w:t>
+        <w:t>4.13</w:t>
       </w:r>
       <w:r>
         <w:rPr>
@@ -2785,14 +2731,7 @@
           <w:rFonts w:ascii="Arial" w:hAnsi="Arial"/>
           <w:lang w:val="es-AR"/>
         </w:rPr>
-        <w:t>4</w:t>
-      </w:r>
-      <w:r>
-        <w:rPr>
-          <w:rFonts w:ascii="Arial" w:hAnsi="Arial"/>
-          <w:lang w:val="es-AR"/>
-        </w:rPr>
-        <w:t>.14</w:t>
+        <w:t>4.14</w:t>
       </w:r>
       <w:r>
         <w:rPr>
@@ -2930,8 +2869,6 @@
         </w:rPr>
         <w:t>es el cambio de dirección o frecuencia que sufre una onda al encontrarse con partículas de materia (gases de la atmósfera, lluvia o niebla, por ejemplo), fragmentándose o desviándose en múltiples direcciones.</w:t>
       </w:r>
-      <w:bookmarkStart w:id="6" w:name="_GoBack"/>
-      <w:bookmarkEnd w:id="6"/>
     </w:p>
     <w:bookmarkEnd w:id="2"/>
     <w:p>
